--- a/phase wise documents/Project Design Phase(4)/Solution Architecture/Solution Architecture.docx
+++ b/phase wise documents/Project Design Phase(4)/Solution Architecture/Solution Architecture.docx
@@ -122,7 +122,7 @@
                 <w:rFonts w:ascii="Calibri" w:cs="Calibri" w:eastAsia="Calibri" w:hAnsi="Calibri"/>
                 <w:rtl w:val="0"/>
               </w:rPr>
-              <w:t xml:space="preserve">26 -052025</w:t>
+              <w:t xml:space="preserve">12-10-2026</w:t>
             </w:r>
           </w:p>
         </w:tc>
@@ -155,12 +155,19 @@
             <w:pPr>
               <w:rPr>
                 <w:rFonts w:ascii="Calibri" w:cs="Calibri" w:eastAsia="Calibri" w:hAnsi="Calibri"/>
+                <w:b w:val="1"/>
+                <w:sz w:val="22"/>
+                <w:szCs w:val="22"/>
               </w:rPr>
             </w:pPr>
             <w:r>
               <w:rPr>
-                <w:rtl w:val="0"/>
-              </w:rPr>
+                <w:rFonts w:ascii="Calibri" w:cs="Calibri" w:eastAsia="Calibri" w:hAnsi="Calibri"/>
+                <w:b w:val="1"/>
+                <w:sz w:val="22"/>
+                <w:szCs w:val="22"/>
+              </w:rPr>
+              <w:t xml:space="preserve">SWUID2026235621</w:t>
             </w:r>
           </w:p>
         </w:tc>
@@ -193,14 +200,19 @@
             <w:pPr>
               <w:rPr>
                 <w:rFonts w:ascii="Calibri" w:cs="Calibri" w:eastAsia="Calibri" w:hAnsi="Calibri"/>
+                <w:b w:val="1"/>
+                <w:sz w:val="22"/>
+                <w:szCs w:val="22"/>
               </w:rPr>
             </w:pPr>
             <w:r>
               <w:rPr>
                 <w:rFonts w:ascii="Calibri" w:cs="Calibri" w:eastAsia="Calibri" w:hAnsi="Calibri"/>
-                <w:rtl w:val="0"/>
-              </w:rPr>
-              <w:t xml:space="preserve">Freelance Finder</w:t>
+                <w:b w:val="1"/>
+                <w:sz w:val="22"/>
+                <w:szCs w:val="22"/>
+              </w:rPr>
+              <w:t xml:space="preserve">iMovies - Cinema Booking Platform</w:t>
             </w:r>
           </w:p>
         </w:tc>
@@ -307,15 +319,15 @@
           <w:szCs w:val="24"/>
           <w:rtl w:val="0"/>
         </w:rPr>
-        <w:t xml:space="preserve">Freelance Finder</w:t>
-      </w:r>
-      <w:r>
-        <w:rPr>
-          <w:sz w:val="24"/>
-          <w:szCs w:val="24"/>
-          <w:rtl w:val="0"/>
-        </w:rPr>
-        <w:t xml:space="preserve"> ensures a robust, user-friendly, and scalable platform that connects clients with skilled freelancers. The architecture focuses on responsive design, secure transactions, intelligent matching, and real-time messaging to ensure smooth project workflows and high user satisfaction.</w:t>
+        <w:t xml:space="preserve">iMovies - Cinema Booking Platform</w:t>
+      </w:r>
+      <w:r>
+        <w:rPr>
+          <w:sz w:val="24"/>
+          <w:szCs w:val="24"/>
+          <w:rtl w:val="0"/>
+        </w:rPr>
+        <w:t xml:space="preserve"> ensures a robust, high-performance, and scalable platform that connects cinema lovers with real-time theater showtimes and instant seat reservations. The architecture focuses on responsive glassmorphism design, secure transactions, WebSocket seat synchronization, and automated health telemetry to ensure seamless booking workflows and high user satisfaction.</w:t>
       </w:r>
     </w:p>
     <w:p>
@@ -338,7 +350,7 @@
           <w:szCs w:val="24"/>
           <w:rtl w:val="0"/>
         </w:rPr>
-        <w:t xml:space="preserve">Seamless job posting and freelancer application</w:t>
+        <w:t xml:space="preserve">Real-time interactive seat matrix with instant locking via Socket.IO</w:t>
         <w:br w:type="textWrapping"/>
       </w:r>
     </w:p>
@@ -362,7 +374,7 @@
           <w:szCs w:val="24"/>
           <w:rtl w:val="0"/>
         </w:rPr>
-        <w:t xml:space="preserve">End-to-end project lifecycle management</w:t>
+        <w:t xml:space="preserve">Comprehensive movie catalog with city-based theater showtimes</w:t>
         <w:br w:type="textWrapping"/>
       </w:r>
     </w:p>
@@ -386,7 +398,7 @@
           <w:szCs w:val="24"/>
           <w:rtl w:val="0"/>
         </w:rPr>
-        <w:t xml:space="preserve">Scalable user authentication and authorization</w:t>
+        <w:t xml:space="preserve">AI Cinema Oracle personalized recommendation assistant</w:t>
         <w:br w:type="textWrapping"/>
       </w:r>
     </w:p>
@@ -410,7 +422,7 @@
           <w:szCs w:val="24"/>
           <w:rtl w:val="0"/>
         </w:rPr>
-        <w:t xml:space="preserve">Secure and trackable payment transactions</w:t>
+        <w:t xml:space="preserve">Role-based administration dashboard for movie and screen management</w:t>
         <w:br w:type="textWrapping"/>
       </w:r>
     </w:p>
@@ -434,7 +446,7 @@
           <w:szCs w:val="24"/>
           <w:rtl w:val="0"/>
         </w:rPr>
-        <w:t xml:space="preserve">Reliable real-time chat and notifications</w:t>
+        <w:t xml:space="preserve">Production telemetry, automated error tracking, and uptime monitoring (Better Stack)</w:t>
       </w:r>
     </w:p>
     <w:p>
